--- a/policies/build/masters_hco/HCO.IPC.7_v2_master.docx
+++ b/policies/build/masters_hco/HCO.IPC.7_v2_master.docx
@@ -773,7 +773,7 @@
           <w:sz w:val="22"/>
           <w:szCs w:val="22"/>
         </w:rPr>
-        <w:t xml:space="preserve">Boundaries: do not copy SHCO equivalent-chapter wording. Do not overwrite HCO AAC, COP, MOM or PRE policies. Spell out abbreviations on first use in training materials. OE counts/levels/asterisks stay with the official portal Standards PDF. Method notes come from the Guidebook Interpretation paragraphs (scanned PDF md5 2c4489ee98de4ae9b49cba168ea9f42a).</w:t>
+        <w:t xml:space="preserve">Boundaries: do not overwrite HCO AAC, COP, MOM or PRE policies. Spell out abbreviations on first use in training materials. OE counts/levels/asterisks stay with the official portal Standards PDF. Method notes come from the Guidebook Interpretation paragraphs (scanned PDF md5 2c4489ee98de4ae9b49cba168ea9f42a).</w:t>
       </w:r>
     </w:p>
     <w:p>
@@ -839,7 +839,7 @@
           <w:sz w:val="22"/>
           <w:szCs w:val="22"/>
         </w:rPr>
-        <w:t xml:space="preserve">2. Do not skip: Cleaning, packing, disinfection and / or sterilisation, storing and the issue of items is done as per the w...</w:t>
+        <w:t xml:space="preserve">2. Do not skip: Cleaning, packing, disinfection and / or sterilisation, storing and the issue of items is done as per the...</w:t>
       </w:r>
     </w:p>
     <w:p>
@@ -917,7 +917,7 @@
         <w:spacing w:after="100" w:before="220"/>
       </w:pPr>
       <w:r>
-        <w:t xml:space="preserve">5.1 The organisation provides adequate space and appropriate zoning for s...</w:t>
+        <w:t xml:space="preserve">5.1 The organisation provides adequate space and appropriate zoning for...</w:t>
       </w:r>
     </w:p>
     <w:p>
@@ -962,7 +962,7 @@
         <w:spacing w:after="100" w:before="220"/>
       </w:pPr>
       <w:r>
-        <w:t xml:space="preserve">5.2 Cleaning, packing, disinfection and / or sterilisation, storing and t...</w:t>
+        <w:t xml:space="preserve">5.2 Cleaning, packing, disinfection and / or sterilisation, storing and the...</w:t>
       </w:r>
     </w:p>
     <w:p>
@@ -1031,7 +1031,7 @@
         <w:spacing w:after="100" w:before="220"/>
       </w:pPr>
       <w:r>
-        <w:t xml:space="preserve">5.3 Reprocessing of instruments, equipment and devices are done as per wr...</w:t>
+        <w:t xml:space="preserve">5.3 Reprocessing of instruments, equipment and devices are done as per...</w:t>
       </w:r>
     </w:p>
     <w:p>
@@ -1088,7 +1088,7 @@
         <w:spacing w:after="100" w:before="220"/>
       </w:pPr>
       <w:r>
-        <w:t xml:space="preserve">5.4 Regular validation tests for sterilisation are carried out and docume...</w:t>
+        <w:t xml:space="preserve">5.4 Regular validation tests for sterilisation are carried out and...</w:t>
       </w:r>
     </w:p>
     <w:p>
@@ -1145,7 +1145,7 @@
         <w:spacing w:after="100" w:before="220"/>
       </w:pPr>
       <w:r>
-        <w:t xml:space="preserve">5.5 The established recall procedure is implemented when a breakdown in t...</w:t>
+        <w:t xml:space="preserve">5.5 The established recall procedure is implemented when a breakdown in the...</w:t>
       </w:r>
     </w:p>
     <w:p>
@@ -1248,6 +1248,20 @@
       </w:pPr>
       <w:r>
         <w:t xml:space="preserve">7. Governance and responsibility</w:t>
+      </w:r>
+    </w:p>
+    <w:p>
+      <w:pPr>
+        <w:spacing w:after="20" w:before="100"/>
+      </w:pPr>
+      <w:r>
+        <w:rPr>
+          <w:b/>
+          <w:bCs/>
+          <w:sz w:val="22"/>
+          <w:szCs w:val="22"/>
+        </w:rPr>
+        <w:t xml:space="preserve">Medical Superintendent</w:t>
       </w:r>
     </w:p>
     <w:p>
@@ -1264,7 +1278,7 @@
           <w:sz w:val="22"/>
           <w:szCs w:val="22"/>
         </w:rPr>
-        <w:t xml:space="preserve">Medical Superintendent</w:t>
+        <w:t xml:space="preserve">Accountable that IPC.7 is resourced and followed.</w:t>
       </w:r>
     </w:p>
     <w:p>
@@ -1281,7 +1295,21 @@
           <w:sz w:val="22"/>
           <w:szCs w:val="22"/>
         </w:rPr>
-        <w:t xml:space="preserve">Accountable that IPC.7 is resourced and followed.</w:t>
+        <w:t xml:space="preserve">Acts on outbreaks, sterilisation recalls and exposure events that reach top leadership.</w:t>
+      </w:r>
+    </w:p>
+    <w:p>
+      <w:pPr>
+        <w:spacing w:after="20" w:before="100"/>
+      </w:pPr>
+      <w:r>
+        <w:rPr>
+          <w:b/>
+          <w:bCs/>
+          <w:sz w:val="22"/>
+          <w:szCs w:val="22"/>
+        </w:rPr>
+        <w:t xml:space="preserve">CSSD In-Charge</w:t>
       </w:r>
     </w:p>
     <w:p>
@@ -1298,7 +1326,21 @@
           <w:sz w:val="22"/>
           <w:szCs w:val="22"/>
         </w:rPr>
-        <w:t xml:space="preserve">Acts on outbreaks, sterilisation recalls and exposure events that reach top leadership.</w:t>
+        <w:t xml:space="preserve">Owns day-to-day implementation and records for this standard.</w:t>
+      </w:r>
+    </w:p>
+    <w:p>
+      <w:pPr>
+        <w:spacing w:after="20" w:before="100"/>
+      </w:pPr>
+      <w:r>
+        <w:rPr>
+          <w:b/>
+          <w:bCs/>
+          <w:sz w:val="22"/>
+          <w:szCs w:val="22"/>
+        </w:rPr>
+        <w:t xml:space="preserve">Infection Prevention and Control Officer</w:t>
       </w:r>
     </w:p>
     <w:p>
@@ -1315,7 +1357,21 @@
           <w:sz w:val="22"/>
           <w:szCs w:val="22"/>
         </w:rPr>
-        <w:t xml:space="preserve">CSSD In-Charge</w:t>
+        <w:t xml:space="preserve">Coordinates the IPC programme across standards; brings surveillance and incidents to the Infection Prevention and Control Committee.</w:t>
+      </w:r>
+    </w:p>
+    <w:p>
+      <w:pPr>
+        <w:spacing w:after="20" w:before="100"/>
+      </w:pPr>
+      <w:r>
+        <w:rPr>
+          <w:b/>
+          <w:bCs/>
+          <w:sz w:val="22"/>
+          <w:szCs w:val="22"/>
+        </w:rPr>
+        <w:t xml:space="preserve">Infection Prevention and Control Nurse</w:t>
       </w:r>
     </w:p>
     <w:p>
@@ -1332,7 +1388,21 @@
           <w:sz w:val="22"/>
           <w:szCs w:val="22"/>
         </w:rPr>
-        <w:t xml:space="preserve">Owns day-to-day implementation and records for this standard.</w:t>
+        <w:t xml:space="preserve">Runs day-to-day surveillance, hand-hygiene audit and staff education as this standard requires.</w:t>
+      </w:r>
+    </w:p>
+    <w:p>
+      <w:pPr>
+        <w:spacing w:after="20" w:before="100"/>
+      </w:pPr>
+      <w:r>
+        <w:rPr>
+          <w:b/>
+          <w:bCs/>
+          <w:sz w:val="22"/>
+          <w:szCs w:val="22"/>
+        </w:rPr>
+        <w:t xml:space="preserve">Quality Coordinator</w:t>
       </w:r>
     </w:p>
     <w:p>
@@ -1349,7 +1419,28 @@
           <w:sz w:val="22"/>
           <w:szCs w:val="22"/>
         </w:rPr>
-        <w:t xml:space="preserve">Infection Prevention and Control Officer</w:t>
+        <w:t xml:space="preserve">Audits this policy «quarterly»; holds training acknowledgements.</w:t>
+      </w:r>
+    </w:p>
+    <w:p>
+      <w:pPr>
+        <w:pStyle w:val="Heading1"/>
+        <w:spacing w:after="120" w:before="280"/>
+      </w:pPr>
+      <w:r>
+        <w:t xml:space="preserve">8. Quality monitoring (RCA → CAPA)</w:t>
+      </w:r>
+    </w:p>
+    <w:p>
+      <w:pPr>
+        <w:spacing w:after="140"/>
+      </w:pPr>
+      <w:r>
+        <w:rPr>
+          <w:sz w:val="22"/>
+          <w:szCs w:val="22"/>
+        </w:rPr>
+        <w:t xml:space="preserve">The Quality Coordinator audits this policy «quarterly». The audit reviews:</w:t>
       </w:r>
     </w:p>
     <w:p>
@@ -1366,7 +1457,7 @@
           <w:sz w:val="22"/>
           <w:szCs w:val="22"/>
         </w:rPr>
-        <w:t xml:space="preserve">Coordinates the IPC programme across standards; brings surveillance and incidents to the Infection Prevention and Control Committee.</w:t>
+        <w:t xml:space="preserve">Records for a sample of this standard's objective elements, checked against the What-we-do steps.</w:t>
       </w:r>
     </w:p>
     <w:p>
@@ -1383,7 +1474,7 @@
           <w:sz w:val="22"/>
           <w:szCs w:val="22"/>
         </w:rPr>
-        <w:t xml:space="preserve">Infection Prevention and Control Nurse</w:t>
+        <w:t xml:space="preserve">Documentary evidence is on file for each asterisked objective element in the sample.</w:t>
       </w:r>
     </w:p>
     <w:p>
@@ -1400,7 +1491,7 @@
           <w:sz w:val="22"/>
           <w:szCs w:val="22"/>
         </w:rPr>
-        <w:t xml:space="preserve">Runs day-to-day surveillance, hand-hygiene audit and staff education as this standard requires.</w:t>
+        <w:t xml:space="preserve">CORE objective elements show no critical gaps in the sample.</w:t>
       </w:r>
     </w:p>
     <w:p>
@@ -1417,125 +1508,19 @@
           <w:sz w:val="22"/>
           <w:szCs w:val="22"/>
         </w:rPr>
-        <w:t xml:space="preserve">Quality Coordinator</w:t>
-      </w:r>
-    </w:p>
-    <w:p>
-      <w:pPr>
-        <w:pStyle w:val="ListParagraph"/>
-        <w:numPr>
-          <w:ilvl w:val="0"/>
-          <w:numId w:val="1"/>
-        </w:numPr>
-        <w:spacing w:after="60"/>
-      </w:pPr>
-      <w:r>
-        <w:rPr>
-          <w:sz w:val="22"/>
-          <w:szCs w:val="22"/>
-        </w:rPr>
-        <w:t xml:space="preserve">Audits this policy «quarterly»; holds training acknowledgements.</w:t>
-      </w:r>
-    </w:p>
-    <w:p>
-      <w:pPr>
-        <w:pStyle w:val="Heading1"/>
-        <w:spacing w:after="120" w:before="280"/>
-      </w:pPr>
-      <w:r>
-        <w:t xml:space="preserve">8. Quality monitoring (RCA → CAPA)</w:t>
-      </w:r>
-    </w:p>
-    <w:p>
-      <w:pPr>
-        <w:spacing w:after="140"/>
-      </w:pPr>
-      <w:r>
-        <w:rPr>
-          <w:sz w:val="22"/>
-          <w:szCs w:val="22"/>
-        </w:rPr>
-        <w:t xml:space="preserve">The Quality Coordinator audits this policy «quarterly».</w:t>
-      </w:r>
-    </w:p>
-    <w:p>
-      <w:pPr>
-        <w:spacing w:after="140"/>
-      </w:pPr>
-      <w:r>
-        <w:rPr>
-          <w:sz w:val="22"/>
-          <w:szCs w:val="22"/>
-        </w:rPr>
-        <w:t xml:space="preserve">What is monitored each quarter:</w:t>
-      </w:r>
-    </w:p>
-    <w:p>
-      <w:pPr>
-        <w:pStyle w:val="ListParagraph"/>
-        <w:numPr>
-          <w:ilvl w:val="0"/>
-          <w:numId w:val="1"/>
-        </w:numPr>
-        <w:spacing w:after="60"/>
-      </w:pPr>
-      <w:r>
-        <w:rPr>
-          <w:sz w:val="22"/>
-          <w:szCs w:val="22"/>
-        </w:rPr>
-        <w:t xml:space="preserve">Sample of records for each OE IPC.7.a–e.</w:t>
-      </w:r>
-    </w:p>
-    <w:p>
-      <w:pPr>
-        <w:pStyle w:val="ListParagraph"/>
-        <w:numPr>
-          <w:ilvl w:val="0"/>
-          <w:numId w:val="1"/>
-        </w:numPr>
-        <w:spacing w:after="60"/>
-      </w:pPr>
-      <w:r>
-        <w:rPr>
-          <w:sz w:val="22"/>
-          <w:szCs w:val="22"/>
-        </w:rPr>
-        <w:t xml:space="preserve">Asterisked elements (bcde) have document evidence as required.</w:t>
-      </w:r>
-    </w:p>
-    <w:p>
-      <w:pPr>
-        <w:pStyle w:val="ListParagraph"/>
-        <w:numPr>
-          <w:ilvl w:val="0"/>
-          <w:numId w:val="1"/>
-        </w:numPr>
-        <w:spacing w:after="60"/>
-      </w:pPr>
-      <w:r>
-        <w:rPr>
-          <w:sz w:val="22"/>
-          <w:szCs w:val="22"/>
-        </w:rPr>
-        <w:t xml:space="preserve">CORE elements (b) show no critical gaps in the sample.</w:t>
-      </w:r>
-    </w:p>
-    <w:p>
-      <w:pPr>
-        <w:pStyle w:val="ListParagraph"/>
-        <w:numPr>
-          <w:ilvl w:val="0"/>
-          <w:numId w:val="1"/>
-        </w:numPr>
-        <w:spacing w:after="60"/>
-      </w:pPr>
-      <w:r>
-        <w:rPr>
-          <w:sz w:val="22"/>
-          <w:szCs w:val="22"/>
-        </w:rPr>
         <w:t xml:space="preserve">Stop-work events (if any) are logged with outcome.</w:t>
+      </w:r>
+    </w:p>
+    <w:p>
+      <w:pPr>
+        <w:spacing w:after="140"/>
+      </w:pPr>
+      <w:r>
+        <w:rPr>
+          <w:sz w:val="22"/>
+          <w:szCs w:val="22"/>
+        </w:rPr>
+        <w:t xml:space="preserve">Root-cause analysis is required when a gap found in this audit remains open beyond «90 days».</w:t>
       </w:r>
     </w:p>
     <w:p>
@@ -3105,7 +3090,7 @@
           <w:sz w:val="22"/>
           <w:szCs w:val="22"/>
         </w:rPr>
-        <w:t xml:space="preserve">Records showing IPC.7.a was followed for sampled patients/cases.</w:t>
+        <w:t xml:space="preserve">CSSD or sterilisation-area zoning plan — dirty, clean, sterile, with one-way flow.</w:t>
       </w:r>
     </w:p>
     <w:p>
@@ -3122,7 +3107,7 @@
           <w:sz w:val="22"/>
           <w:szCs w:val="22"/>
         </w:rPr>
-        <w:t xml:space="preserve">Written guidance / protocol referenced for this element (where required).</w:t>
+        <w:t xml:space="preserve">Quarterly zoning walk-round record by the CSSD In-Charge and IPC Officer.</w:t>
       </w:r>
     </w:p>
     <w:p>
@@ -3139,7 +3124,7 @@
           <w:sz w:val="22"/>
           <w:szCs w:val="22"/>
         </w:rPr>
-        <w:t xml:space="preserve">Audit sample notes for IPC.7.a reviewed «quarterly».</w:t>
+        <w:t xml:space="preserve">Corrective record for any dirty/sterile mixing found.</w:t>
       </w:r>
     </w:p>
     <w:p>
@@ -3165,7 +3150,7 @@
           <w:sz w:val="22"/>
           <w:szCs w:val="22"/>
         </w:rPr>
-        <w:t xml:space="preserve">Records showing IPC.7.b was followed for sampled patients/cases.</w:t>
+        <w:t xml:space="preserve">Written guidance for cleaning, packing, disinfection/sterilisation, storage and issue, aligned with a named reference (for example the CDC disinfection and sterilisation guideline).</w:t>
       </w:r>
     </w:p>
     <w:p>
@@ -3182,7 +3167,7 @@
           <w:sz w:val="22"/>
           <w:szCs w:val="22"/>
         </w:rPr>
-        <w:t xml:space="preserve">Written guidance / protocol referenced for this element (where required).</w:t>
+        <w:t xml:space="preserve">Issue log confirming items were processed per that guidance before release.</w:t>
       </w:r>
     </w:p>
     <w:p>
@@ -3199,7 +3184,16 @@
           <w:sz w:val="22"/>
           <w:szCs w:val="22"/>
         </w:rPr>
-        <w:t xml:space="preserve">Audit sample notes for IPC.7.b reviewed «quarterly».</w:t>
+        <w:t xml:space="preserve">Escalation record for any item issued outside the guidance.</w:t>
+      </w:r>
+    </w:p>
+    <w:p>
+      <w:pPr>
+        <w:pStyle w:val="Heading2"/>
+        <w:spacing w:after="100" w:before="220"/>
+      </w:pPr>
+      <w:r>
+        <w:t xml:space="preserve">IPC.7.c — Reprocessing of instruments, equipment and devices are done as per written guidance.</w:t>
       </w:r>
     </w:p>
     <w:p>
@@ -3216,7 +3210,7 @@
           <w:sz w:val="22"/>
           <w:szCs w:val="22"/>
         </w:rPr>
-        <w:t xml:space="preserve">Documented evidence specifically required by the asterisked objective element.</w:t>
+        <w:t xml:space="preserve">Written reprocessing guidance per instrument or device class, including the permitted re-use count where limited.</w:t>
       </w:r>
     </w:p>
     <w:p>
@@ -3233,16 +3227,7 @@
           <w:sz w:val="22"/>
           <w:szCs w:val="22"/>
         </w:rPr>
-        <w:t xml:space="preserve">CORE-element sample with no critical gaps in the quarter under review.</w:t>
-      </w:r>
-    </w:p>
-    <w:p>
-      <w:pPr>
-        <w:pStyle w:val="Heading2"/>
-        <w:spacing w:after="100" w:before="220"/>
-      </w:pPr>
-      <w:r>
-        <w:t xml:space="preserve">IPC.7.c — Reprocessing of instruments, equipment and devices are done as per written guidance.</w:t>
+        <w:t xml:space="preserve">Single-use-item reprocessing risk-assessment record, where applicable.</w:t>
       </w:r>
     </w:p>
     <w:p>
@@ -3259,7 +3244,16 @@
           <w:sz w:val="22"/>
           <w:szCs w:val="22"/>
         </w:rPr>
-        <w:t xml:space="preserve">Records showing IPC.7.c was followed for sampled patients/cases.</w:t>
+        <w:t xml:space="preserve">CSSD In-Charge's current reprocessing list.</w:t>
+      </w:r>
+    </w:p>
+    <w:p>
+      <w:pPr>
+        <w:pStyle w:val="Heading2"/>
+        <w:spacing w:after="100" w:before="220"/>
+      </w:pPr>
+      <w:r>
+        <w:t xml:space="preserve">IPC.7.d — Regular validation tests for sterilisation are carried out and documented.</w:t>
       </w:r>
     </w:p>
     <w:p>
@@ -3276,7 +3270,7 @@
           <w:sz w:val="22"/>
           <w:szCs w:val="22"/>
         </w:rPr>
-        <w:t xml:space="preserve">Written guidance / protocol referenced for this element (where required).</w:t>
+        <w:t xml:space="preserve">Daily physical or chemical indicator record per load.</w:t>
       </w:r>
     </w:p>
     <w:p>
@@ -3293,7 +3287,7 @@
           <w:sz w:val="22"/>
           <w:szCs w:val="22"/>
         </w:rPr>
-        <w:t xml:space="preserve">Audit sample notes for IPC.7.c reviewed «quarterly».</w:t>
+        <w:t xml:space="preserve">Biological-indicator record on the defined schedule.</w:t>
       </w:r>
     </w:p>
     <w:p>
@@ -3310,7 +3304,7 @@
           <w:sz w:val="22"/>
           <w:szCs w:val="22"/>
         </w:rPr>
-        <w:t xml:space="preserve">Documented evidence specifically required by the asterisked objective element.</w:t>
+        <w:t xml:space="preserve">Failed-validation hold record confirming the load was not issued.</w:t>
       </w:r>
     </w:p>
     <w:p>
@@ -3319,7 +3313,7 @@
         <w:spacing w:after="100" w:before="220"/>
       </w:pPr>
       <w:r>
-        <w:t xml:space="preserve">IPC.7.d — Regular validation tests for sterilisation are carried out and documented.</w:t>
+        <w:t xml:space="preserve">IPC.7.e — The established recall procedure is implemented when a breakdown in the sterilisation system is identified.</w:t>
       </w:r>
     </w:p>
     <w:p>
@@ -3336,7 +3330,7 @@
           <w:sz w:val="22"/>
           <w:szCs w:val="22"/>
         </w:rPr>
-        <w:t xml:space="preserve">Records showing IPC.7.d was followed for sampled patients/cases.</w:t>
+        <w:t xml:space="preserve">Written recall procedure — stop issue, retrieve by batch/date/machine, notify users, reprocess or discard.</w:t>
       </w:r>
     </w:p>
     <w:p>
@@ -3353,7 +3347,7 @@
           <w:sz w:val="22"/>
           <w:szCs w:val="22"/>
         </w:rPr>
-        <w:t xml:space="preserve">Written guidance / protocol referenced for this element (where required).</w:t>
+        <w:t xml:space="preserve">Annual mock-recall record.</w:t>
       </w:r>
     </w:p>
     <w:p>
@@ -3370,101 +3364,7 @@
           <w:sz w:val="22"/>
           <w:szCs w:val="22"/>
         </w:rPr>
-        <w:t xml:space="preserve">Audit sample notes for IPC.7.d reviewed «quarterly».</w:t>
-      </w:r>
-    </w:p>
-    <w:p>
-      <w:pPr>
-        <w:pStyle w:val="ListParagraph"/>
-        <w:numPr>
-          <w:ilvl w:val="0"/>
-          <w:numId w:val="1"/>
-        </w:numPr>
-        <w:spacing w:after="60"/>
-      </w:pPr>
-      <w:r>
-        <w:rPr>
-          <w:sz w:val="22"/>
-          <w:szCs w:val="22"/>
-        </w:rPr>
-        <w:t xml:space="preserve">Documented evidence specifically required by the asterisked objective element.</w:t>
-      </w:r>
-    </w:p>
-    <w:p>
-      <w:pPr>
-        <w:pStyle w:val="Heading2"/>
-        <w:spacing w:after="100" w:before="220"/>
-      </w:pPr>
-      <w:r>
-        <w:t xml:space="preserve">IPC.7.e — The established recall procedure is implemented when a breakdown in the sterilisation system is identified.</w:t>
-      </w:r>
-    </w:p>
-    <w:p>
-      <w:pPr>
-        <w:pStyle w:val="ListParagraph"/>
-        <w:numPr>
-          <w:ilvl w:val="0"/>
-          <w:numId w:val="1"/>
-        </w:numPr>
-        <w:spacing w:after="60"/>
-      </w:pPr>
-      <w:r>
-        <w:rPr>
-          <w:sz w:val="22"/>
-          <w:szCs w:val="22"/>
-        </w:rPr>
-        <w:t xml:space="preserve">Records showing IPC.7.e was followed for sampled patients/cases.</w:t>
-      </w:r>
-    </w:p>
-    <w:p>
-      <w:pPr>
-        <w:pStyle w:val="ListParagraph"/>
-        <w:numPr>
-          <w:ilvl w:val="0"/>
-          <w:numId w:val="1"/>
-        </w:numPr>
-        <w:spacing w:after="60"/>
-      </w:pPr>
-      <w:r>
-        <w:rPr>
-          <w:sz w:val="22"/>
-          <w:szCs w:val="22"/>
-        </w:rPr>
-        <w:t xml:space="preserve">Written guidance / protocol referenced for this element (where required).</w:t>
-      </w:r>
-    </w:p>
-    <w:p>
-      <w:pPr>
-        <w:pStyle w:val="ListParagraph"/>
-        <w:numPr>
-          <w:ilvl w:val="0"/>
-          <w:numId w:val="1"/>
-        </w:numPr>
-        <w:spacing w:after="60"/>
-      </w:pPr>
-      <w:r>
-        <w:rPr>
-          <w:sz w:val="22"/>
-          <w:szCs w:val="22"/>
-        </w:rPr>
-        <w:t xml:space="preserve">Audit sample notes for IPC.7.e reviewed «quarterly».</w:t>
-      </w:r>
-    </w:p>
-    <w:p>
-      <w:pPr>
-        <w:pStyle w:val="ListParagraph"/>
-        <w:numPr>
-          <w:ilvl w:val="0"/>
-          <w:numId w:val="1"/>
-        </w:numPr>
-        <w:spacing w:after="60"/>
-      </w:pPr>
-      <w:r>
-        <w:rPr>
-          <w:sz w:val="22"/>
-          <w:szCs w:val="22"/>
-        </w:rPr>
-        <w:t xml:space="preserve">Documented evidence specifically required by the asterisked objective element.</w:t>
+        <w:t xml:space="preserve">Escalation record for any issue attempted during an active recall.</w:t>
       </w:r>
     </w:p>
     <w:p>

--- a/policies/build/masters_hco/HCO.IPC.7_v2_master.docx
+++ b/policies/build/masters_hco/HCO.IPC.7_v2_master.docx
@@ -692,7 +692,7 @@
           <w:sz w:val="22"/>
           <w:szCs w:val="22"/>
         </w:rPr>
-        <w:t xml:space="preserve">It covers objective elements IPC.7.a–e (5 elements).</w:t>
+        <w:t xml:space="preserve">This policy covers all 5 requirements under this standard, listed in detail below.</w:t>
       </w:r>
     </w:p>
     <w:p>
@@ -716,7 +716,7 @@
           <w:sz w:val="22"/>
           <w:szCs w:val="22"/>
         </w:rPr>
-        <w:t xml:space="preserve">This policy owns IPC.7. Related AAC, COP, MOM and PRE duties stay with those policies — cross-reference only. Other IPC standards stay with their own policies.</w:t>
+        <w:t xml:space="preserve">This policy covers sterilisation and disinfection of instruments, equipment and devices specifically. Related duties — like patient assessment, clinical care, medication management, or patient rights — are covered in the hospital's other policies, not repeated here. Other IPC standards stay with their own policies.</w:t>
       </w:r>
     </w:p>
     <w:p>
@@ -761,19 +761,19 @@
           <w:sz w:val="22"/>
           <w:szCs w:val="22"/>
         </w:rPr>
-        <w:t xml:space="preserve">It covers 5 objective elements (IPC.7.a, IPC.7.b, IPC.7.c, IPC.7.d, IPC.7.e).</w:t>
-      </w:r>
-    </w:p>
-    <w:p>
-      <w:pPr>
-        <w:spacing w:after="140"/>
-      </w:pPr>
-      <w:r>
-        <w:rPr>
-          <w:sz w:val="22"/>
-          <w:szCs w:val="22"/>
-        </w:rPr>
-        <w:t xml:space="preserve">Boundaries: do not overwrite HCO AAC, COP, MOM or PRE policies. Spell out abbreviations on first use in training materials. OE counts/levels/asterisks stay with the official portal Standards PDF. Method notes come from the Guidebook Interpretation paragraphs (scanned PDF md5 2c4489ee98de4ae9b49cba168ea9f42a).</w:t>
+        <w:t xml:space="preserve">This policy covers all 5 requirements under this standard, listed in detail below.</w:t>
+      </w:r>
+    </w:p>
+    <w:p>
+      <w:pPr>
+        <w:spacing w:after="140"/>
+      </w:pPr>
+      <w:r>
+        <w:rPr>
+          <w:sz w:val="22"/>
+          <w:szCs w:val="22"/>
+        </w:rPr>
+        <w:t xml:space="preserve">This policy covers sterilisation and disinfection of instruments, equipment and devices specifically. Related duties — like patient assessment, clinical care, medication management, or patient rights — are covered in the hospital's other policies, not repeated here. Spell out abbreviations on first use in training materials. OE counts/levels/asterisks stay with the official portal Standards PDF. Method notes come from the Guidebook Interpretation paragraphs (scanned PDF md5 2c4489ee98de4ae9b49cba168ea9f42a).</w:t>
       </w:r>
     </w:p>
     <w:p>
